--- a/docs/14-项目进展汇报-导师用.docx
+++ b/docs/14-项目进展汇报-导师用.docx
@@ -73,7 +73,7 @@
                 <w:rFonts w:ascii="宋体" w:hAnsi="宋体" w:eastAsia="宋体"/>
                 <w:sz w:val="20"/>
               </w:rPr>
-              <w:t>汇报日期：2026-08-17</w:t>
+              <w:t>汇报日期：2026-09-04</w:t>
             </w:r>
           </w:p>
         </w:tc>
@@ -159,7 +159,20 @@
           <w:rFonts w:ascii="宋体" w:hAnsi="宋体" w:eastAsia="宋体"/>
           <w:sz w:val="21"/>
         </w:rPr>
-        <w:t>全链路：CAD PDF → GeoJSON 矢量化 → 交互地图 → 信标部署优化 → 指纹采集方案 → 定位/融合算法 → 视障交互。</w:t>
+        <w:t>全链路：CAD PDF → GeoJSON 矢量化 → 交互地图 → 信标部署与语义标注 → 指纹采集（小程序）→ 定位/融合算法 → 视障交互。</w:t>
+      </w:r>
+    </w:p>
+    <w:p>
+      <w:pPr>
+        <w:pStyle w:val="ListBullet"/>
+        <w:spacing w:after="40"/>
+      </w:pPr>
+      <w:r>
+        <w:rPr>
+          <w:rFonts w:ascii="宋体" w:hAnsi="宋体" w:eastAsia="宋体"/>
+          <w:sz w:val="21"/>
+        </w:rPr>
+        <w:t>阶段策略：先在测试路线（一层音乐教室一带走廊）达成近实时亚米级定位，验证后再推广至全楼层。</w:t>
       </w:r>
     </w:p>
     <w:p>
@@ -172,7 +185,7 @@
           <w:b/>
           <w:sz w:val="30"/>
         </w:rPr>
-        <w:t>二、核心进展（截至 2026-08-17）</w:t>
+        <w:t>二、核心进展（截至 2026-09-04）</w:t>
       </w:r>
     </w:p>
     <w:p>
@@ -211,7 +224,7 @@
           <w:rFonts w:ascii="宋体" w:hAnsi="宋体" w:eastAsia="宋体"/>
           <w:sz w:val="21"/>
         </w:rPr>
-        <w:t>拓扑与可导航路网：手动骨架优先，走廊/房间开放-封闭空间分治，生成带门节点（TD）的楼层拓扑。</w:t>
+        <w:t>拓扑与可导航路网：手动骨架优先，开放-封闭空间分治，生成带门节点（TD）的楼层拓扑。</w:t>
       </w:r>
     </w:p>
     <w:p>
@@ -229,6 +242,19 @@
     </w:p>
     <w:p>
       <w:pPr>
+        <w:pStyle w:val="ListBullet"/>
+        <w:spacing w:after="40"/>
+      </w:pPr>
+      <w:r>
+        <w:rPr>
+          <w:rFonts w:ascii="宋体" w:hAnsi="宋体" w:eastAsia="宋体"/>
+          <w:sz w:val="21"/>
+        </w:rPr>
+        <w:t>【本期新增】交互地图可用性修复：墙体等细线要素原先点击无响应（描边过细难以命中），已增加透明命中区；全图层元素 ID 去重完成（重复数 = 0，墙 4442 / 窗 212 / 信标 61 / 拓扑节点 465 / 指纹点 647）。</w:t>
+      </w:r>
+    </w:p>
+    <w:p>
+      <w:pPr>
         <w:spacing w:before="120" w:after="80"/>
       </w:pPr>
       <w:r>
@@ -237,7 +263,7 @@
           <w:b/>
           <w:sz w:val="26"/>
         </w:rPr>
-        <w:t>2.2 信标部署方案优化（路线掩码 route-mask）</w:t>
+        <w:t>2.2 信标部署与语义层建设</w:t>
       </w:r>
     </w:p>
     <w:p>
@@ -250,7 +276,7 @@
           <w:rFonts w:ascii="宋体" w:hAnsi="宋体" w:eastAsia="宋体"/>
           <w:sz w:val="21"/>
         </w:rPr>
-        <w:t>路线掩码方案将信标限制在测试路线附近，验证 6m 掩码即最优。</w:t>
+        <w:t>现行部署 61 枚（F1 52 + F2 9，含 8 枚手动点位），已完成单坐标 schema 收敛：coordinates 为部署真值，originalPlannedCoordinates 仅作历史追溯，消除「规划坐标与实测坐标混用」的歧义。</w:t>
       </w:r>
     </w:p>
     <w:p>
@@ -263,7 +289,7 @@
           <w:rFonts w:ascii="宋体" w:hAnsi="宋体" w:eastAsia="宋体"/>
           <w:sz w:val="21"/>
         </w:rPr>
-        <w:t>由 60 基础信标优化至 74（F1 67 + F2 7）；逐坐标比对证明 6~9m 区间信标 0 个，扩大缓冲无增量。</w:t>
+        <w:t>语义质量治理：吸附阈值由 10m 收窄为 3m 且按类型加权（避免走廊中信标被误吸到 6m 外的门口）；新增信标部署 QA 校验器，坐标漂移 &gt;3m 直接报错，当前 ERROR = 0。</w:t>
       </w:r>
     </w:p>
     <w:p>
@@ -276,7 +302,20 @@
           <w:rFonts w:ascii="宋体" w:hAnsi="宋体" w:eastAsia="宋体"/>
           <w:sz w:val="21"/>
         </w:rPr>
-        <w:t>当前部署文件 ble_deployment.json 登记 61 个（F1 52 + F2 9，含现场微调）；满足 7 条合规规则，第 7 条「不相关空间不部署信标」达成。</w:t>
+        <w:t>相邻房间（adjacentRooms）已注入 61/61，支撑「正经过音乐教室门口」一类语音提示的数据基础。</w:t>
+      </w:r>
+    </w:p>
+    <w:p>
+      <w:pPr>
+        <w:pStyle w:val="ListBullet"/>
+        <w:spacing w:after="40"/>
+      </w:pPr>
+      <w:r>
+        <w:rPr>
+          <w:rFonts w:ascii="宋体" w:hAnsi="宋体" w:eastAsia="宋体"/>
+          <w:sz w:val="21"/>
+        </w:rPr>
+        <w:t>建立五层语义模型（L1 物理层 → L2 定位层 → L3 拓扑层 → L4 语义层 → L5 语音层），明确「定位负责给坐标、语义负责给动作」的职责边界。</w:t>
       </w:r>
     </w:p>
     <w:p>
@@ -315,7 +354,7 @@
           <w:rFonts w:ascii="宋体" w:hAnsi="宋体" w:eastAsia="宋体"/>
           <w:sz w:val="21"/>
         </w:rPr>
-        <w:t>精度达标标准：GDOP × σ_range ≤ 3.0 m（取 σ_range = 1.5 m；等价 ≤ 2.0 m @ σ_range = 1.0 m）。实测 695 个 ≥3 信标覆盖点，按高/底比筛选后的「子集内精度达标率」为：≥0.20 时 94.7%，≥0.25 时 95.9%，≥0.40 时 100%——阈值越高、筛留的点几何越好，故子集内达标率越高；这与「覆盖占比」（满足阈值的点数/总数，随阈值升高而减小）方向相反。全体（不限高/底比）的整体达标率 = 90.2%，等于互斥分桶 Σ(覆盖占比 × 子集达标率)。</w:t>
+        <w:t>精度达标标准：GDOP × σ_range ≤ 3.0 m（取 σ_range = 1.5 m；等价 ≤ 2.0 m @ σ_range = 1.0 m）。需区分两项方向相反的比率：「子集内精度达标率」随高/底阈值升高而升高（≥0.20 时 94.7%、≥0.25 时 95.9%、≥0.40 时 100%），而「覆盖占比」（满足阈值的点数/总数）随阈值升高而减小；全体（不限高/底比）的整体达标率 = 90.2%，等于互斥分桶 Σ(覆盖占比 × 子集达标率)。</w:t>
       </w:r>
     </w:p>
     <w:p>
@@ -341,7 +380,7 @@
           <w:rFonts w:ascii="宋体" w:hAnsi="宋体" w:eastAsia="宋体"/>
           <w:sz w:val="21"/>
         </w:rPr>
-        <w:t>结论：2m@σ=1.5m 精度无解，须降 σ_range ≤ 1.06m 或加密信标——已通过降噪/采集优化应对。</w:t>
+        <w:t>【本期新增】61 枚方案密度复核（对照 647 个路线点）：标称 7m 半径下覆盖 F1 98.9% / F2 100%，GDOP ≤2 达标率 91.5% / 91.7%；但若有效半径降至 5m，F1 覆盖仅 52.5%、GDOP&gt;3 退化点 30 个（最差 12.0）——见第三部分风险。</w:t>
       </w:r>
     </w:p>
     <w:p>
@@ -354,7 +393,7 @@
           <w:b/>
           <w:sz w:val="26"/>
         </w:rPr>
-        <w:t>2.4 降噪方案设计（指纹库成本优化）</w:t>
+        <w:t>2.4 定位算法突破：纯三点定位亚米级误差优化（零指纹）★</w:t>
       </w:r>
     </w:p>
     <w:p>
@@ -367,7 +406,7 @@
           <w:rFonts w:ascii="宋体" w:hAnsi="宋体" w:eastAsia="宋体"/>
           <w:sz w:val="21"/>
         </w:rPr>
-        <w:t>组合：多帧中值滤波（σ/√N）+ 位置域卡尔曼滤波 + 走廊中轴线投影。</w:t>
+        <w:t>认识修正：建库精度并非瓶颈（直角坐标法已仿真验证 ≤2.83cm、零歧义）；真正的战场是在线手机 RSSI 噪声（σ_d 约 1~3m）与墙体造成的测距偏置。</w:t>
       </w:r>
     </w:p>
     <w:p>
@@ -380,7 +419,7 @@
           <w:rFonts w:ascii="宋体" w:hAnsi="宋体" w:eastAsia="宋体"/>
           <w:sz w:val="21"/>
         </w:rPr>
-        <w:t>预期收益：σ_pos 由约 2m 降到约 1m，可显著降低指纹库采集密度与成本。</w:t>
+        <w:t>关键发现：墙体 NLOS 造成的恒定测距偏置才是主要误差源，必须从测距中减掉（而非靠加权降权）。校正后中位误差由 5.76m 降至 0.38m，≤1m 占比由 6.3% 升至 81.1%。</w:t>
       </w:r>
     </w:p>
     <w:p>
@@ -393,7 +432,59 @@
           <w:rFonts w:ascii="宋体" w:hAnsi="宋体" w:eastAsia="宋体"/>
           <w:sz w:val="21"/>
         </w:rPr>
-        <w:t>状态：方案已设计完成，待实施（分支 feat-rssi-median / feat-kalman-filter）。</w:t>
+        <w:t>性能上界（走廊场景、已知墙体几何）：EKF 跟踪后中位误差 0.29m、P95 0.60m、100% 的点 ≤1m。</w:t>
+      </w:r>
+    </w:p>
+    <w:p>
+      <w:pPr>
+        <w:pStyle w:val="ListBullet"/>
+        <w:spacing w:after="40"/>
+      </w:pPr>
+      <w:r>
+        <w:rPr>
+          <w:rFonts w:ascii="宋体" w:hAnsi="宋体" w:eastAsia="宋体"/>
+          <w:sz w:val="21"/>
+        </w:rPr>
+        <w:t>在线实测（用估计位置替代真值做 NLOS 判定）：中位 1.33m、仅 35.9% 的点 ≤1m——尚未达标。根因是粗定位 bootstrap 误差导致单帧 NLOS 分类准确率仅 87~91%，误差沿轨迹累积。</w:t>
+      </w:r>
+    </w:p>
+    <w:p>
+      <w:pPr>
+        <w:pStyle w:val="ListBullet"/>
+        <w:spacing w:after="40"/>
+      </w:pPr>
+      <w:r>
+        <w:rPr>
+          <w:rFonts w:ascii="宋体" w:hAnsi="宋体" w:eastAsia="宋体"/>
+          <w:sz w:val="21"/>
+        </w:rPr>
+        <w:t>组合方案（地图匹配粒子滤波粗位 + 几何/RSSI 双校验 + EKF + BLE/IMU 紧耦合）：走廊轨迹中位误差 0.18~0.24m、≤1m 占比 100%（要求 NLOS 分类准确率 ≥95%）。</w:t>
+      </w:r>
+    </w:p>
+    <w:p>
+      <w:pPr>
+        <w:pStyle w:val="ListBullet"/>
+        <w:spacing w:after="40"/>
+      </w:pPr>
+      <w:r>
+        <w:rPr>
+          <w:rFonts w:ascii="宋体" w:hAnsi="宋体" w:eastAsia="宋体"/>
+          <w:sz w:val="21"/>
+        </w:rPr>
+        <w:t>时效性：单帧计算 &lt;5ms（等效 &gt;200Hz），粒子滤波 1.3ms/步，计算侧近实时无压力；端到端刷新率取决于 BLE 广播与扫描周期（典型 1~2Hz，可配置至 5~10Hz 即严格亚秒级）。</w:t>
+      </w:r>
+    </w:p>
+    <w:p>
+      <w:pPr>
+        <w:pStyle w:val="ListBullet"/>
+        <w:spacing w:after="40"/>
+      </w:pPr>
+      <w:r>
+        <w:rPr>
+          <w:rFonts w:ascii="宋体" w:hAnsi="宋体" w:eastAsia="宋体"/>
+          <w:sz w:val="21"/>
+        </w:rPr>
+        <w:t>投入方向结论：粗位精度由 1m 改善到 0m 可带来 0.7~0.9m 收益，而换更高档信标（σ_d 由 2m 降到 1m）仅改善约 0.2m——精力与预算应投向粗定位子系统，而非硬件升级。</w:t>
       </w:r>
     </w:p>
     <w:p>
@@ -406,7 +497,7 @@
           <w:b/>
           <w:sz w:val="26"/>
         </w:rPr>
-        <w:t>2.5 指纹采集有效区提取</w:t>
+        <w:t>2.5 指纹采集工具链建成</w:t>
       </w:r>
     </w:p>
     <w:p>
@@ -419,7 +510,7 @@
           <w:rFonts w:ascii="宋体" w:hAnsi="宋体" w:eastAsia="宋体"/>
           <w:sz w:val="21"/>
         </w:rPr>
-        <w:t>从设计图红色填充区域提取指纹有效采集空间并集：1F 1984.86 m²（1 多边形）、2F 1127.91 m²（2 多边形）。</w:t>
+        <w:t>采集小程序 fingerprint-collector 已开发完成并合入主干：现场扫描 iBeacon、按「分区 + 锚点相对坐标」采集、导出 JSON，并可一键转换为 CSV / SQL 直接入库。</w:t>
       </w:r>
     </w:p>
     <w:p>
@@ -432,7 +523,20 @@
           <w:rFonts w:ascii="宋体" w:hAnsi="宋体" w:eastAsia="宋体"/>
           <w:sz w:val="21"/>
         </w:rPr>
-        <w:t>已与建筑 local_meters 坐标系配准（验证与渲染器反推原点一致），可直接与墙体/柱坐标叠加使用。</w:t>
+        <w:t>指纹网格规模：全楼网格 1434 点（2m 间距）、测试路线网格 647 点（1m 间距，已从渲染产物反向恢复）。</w:t>
+      </w:r>
+    </w:p>
+    <w:p>
+      <w:pPr>
+        <w:pStyle w:val="ListBullet"/>
+        <w:spacing w:after="40"/>
+      </w:pPr>
+      <w:r>
+        <w:rPr>
+          <w:rFonts w:ascii="宋体" w:hAnsi="宋体" w:eastAsia="宋体"/>
+          <w:sz w:val="21"/>
+        </w:rPr>
+        <w:t>采集双轨：坐标真值用直角坐标法（激光测距，误差 ≤2.83cm），RSSI 用小程序采集，二者按采集点 ID 关联。</w:t>
       </w:r>
     </w:p>
     <w:p>
@@ -445,7 +549,7 @@
           <w:b/>
           <w:sz w:val="26"/>
         </w:rPr>
-        <w:t>2.6 指纹采集方案仿真验证</w:t>
+        <w:t>2.6 指纹采集有效区与方案仿真</w:t>
       </w:r>
     </w:p>
     <w:p>
@@ -458,7 +562,7 @@
           <w:b w:val="0"/>
           <w:sz w:val="21"/>
         </w:rPr>
-        <w:t>在有效区以 0.6m 网格仿真三种定位方法的覆盖与误差（锚点取建筑柱+墙角）：</w:t>
+        <w:t>在有效区以 0.6m 网格仿真三种定位方法的覆盖与误差（锚点取建筑柱 + 墙角）：</w:t>
       </w:r>
     </w:p>
     <w:tbl>
@@ -881,7 +985,33 @@
           <w:rFonts w:ascii="宋体" w:hAnsi="宋体" w:eastAsia="宋体"/>
           <w:sz w:val="21"/>
         </w:rPr>
-        <w:t>直角坐标法经仿真验证可覆盖整片有效区且误差稳定 ≤3cm、零歧义，故测距设备采用经济组合即可，无需万元级全站仪。</w:t>
+        <w:t>指纹有效采集空间：1F 1984.86 m²、2F 1127.91 m²，已与建筑坐标系配准，可直接与墙体/柱坐标叠加使用。</w:t>
+      </w:r>
+    </w:p>
+    <w:p>
+      <w:pPr>
+        <w:spacing w:before="120" w:after="80"/>
+      </w:pPr>
+      <w:r>
+        <w:rPr>
+          <w:rFonts w:ascii="黑体" w:hAnsi="黑体" w:eastAsia="黑体"/>
+          <w:b/>
+          <w:sz w:val="26"/>
+        </w:rPr>
+        <w:t>2.7 文献调研</w:t>
+      </w:r>
+    </w:p>
+    <w:p>
+      <w:pPr>
+        <w:pStyle w:val="ListBullet"/>
+        <w:spacing w:after="40"/>
+      </w:pPr>
+      <w:r>
+        <w:rPr>
+          <w:rFonts w:ascii="宋体" w:hAnsi="宋体" w:eastAsia="宋体"/>
+          <w:sz w:val="21"/>
+        </w:rPr>
+        <w:t>已收集视障导航与 BLE 定位方向相关文献（NavCog 视障导航系统、iBeacon 定位与邻近度、无障碍室内导航综述等），用于算法对标与方案可行性论证。</w:t>
       </w:r>
     </w:p>
     <w:p>
@@ -907,7 +1037,7 @@
           <w:rFonts w:ascii="宋体" w:hAnsi="宋体" w:eastAsia="宋体"/>
           <w:sz w:val="21"/>
         </w:rPr>
-        <w:t>数据质量遗留：少量标签未匹配多边形（孤儿门 F1 61 / F2 17）；卫生间多边形仅覆盖盥洗走道区。</w:t>
+        <w:t>★ 信标有效覆盖半径风险：61 枚方案在标称 7m 下覆盖良好，但真实走廊存在人体遮挡与多径，有效半径常降至约 5m，此时 F1 覆盖降至 52.5%、退化点 30 个。补点方案（+37 枚至 98 枚）已验证可把 @5m 覆盖提升到 100%、退化点降到 1，但当前按 61 枚执行——需现场实测后决策是否追加。</w:t>
       </w:r>
     </w:p>
     <w:p>
@@ -920,7 +1050,7 @@
           <w:rFonts w:ascii="宋体" w:hAnsi="宋体" w:eastAsia="宋体"/>
           <w:sz w:val="21"/>
         </w:rPr>
-        <w:t>走廊骨架为简化模型，未重建 v7 式 700 边中轴路网，复杂路径规划精度受限。</w:t>
+        <w:t>★ 在线定位尚未达亚米级：在线 NLOS 分类准确率天花板 87~91%，在线中位误差 1.33m、仅 35.9% 的点 ≤1m。必须先把粗定位 bootstrap 做到 &lt;0.5m，再进入几何闭环。</w:t>
       </w:r>
     </w:p>
     <w:p>
@@ -933,7 +1063,7 @@
           <w:rFonts w:ascii="宋体" w:hAnsi="宋体" w:eastAsia="宋体"/>
           <w:sz w:val="21"/>
         </w:rPr>
-        <w:t>降噪方案尚未实施：当前定位精度依赖指纹库密度，落地后可大幅降本提效。</w:t>
+        <w:t>组合方案验证范围有限：目前仅在走廊直线段 38 步轨迹验证，拐弯、电梯/楼梯、开阔教室区域尚未验证，不能外推为全楼层承诺。</w:t>
       </w:r>
     </w:p>
     <w:p>
@@ -946,7 +1076,7 @@
           <w:rFonts w:ascii="宋体" w:hAnsi="宋体" w:eastAsia="宋体"/>
           <w:sz w:val="21"/>
         </w:rPr>
-        <w:t>信标供电与维护：纽扣电池续航 1~2 年，需制定更换/巡检计划。</w:t>
+        <w:t>4 枚人工调整信标（BK-01-008 / 032 / 033 / 036）离交叉口 4~5m，需现场复核是否确实位于走廊中间，必要时修正坐标。</w:t>
       </w:r>
     </w:p>
     <w:p>
@@ -959,7 +1089,7 @@
           <w:rFonts w:ascii="宋体" w:hAnsi="宋体" w:eastAsia="宋体"/>
           <w:sz w:val="21"/>
         </w:rPr>
-        <w:t>现场作业约束：激光测距需通视（LOS），转角/房间深处须本地锚点；建议自然锚点（门框角/墙角/柱边）优先、稀疏补靶标。</w:t>
+        <w:t>语义层待补：13 枚走廊填充信标尚无动作语义，约 10 枚位置描述偏工程化、不可直接语音播报，风险等级未做分级。</w:t>
       </w:r>
     </w:p>
     <w:p>
@@ -972,7 +1102,46 @@
           <w:rFonts w:ascii="宋体" w:hAnsi="宋体" w:eastAsia="宋体"/>
           <w:sz w:val="21"/>
         </w:rPr>
-        <w:t>坐标配准误差：理论仿真基于 CAD 坐标，实测需考虑施工偏差，建议现场抽查 10~20 点验证。</w:t>
+        <w:t>降噪方案（多帧中值滤波 + 卡尔曼滤波）已完成设计但尚未实施，当前在线精度仍依赖后续落地。</w:t>
+      </w:r>
+    </w:p>
+    <w:p>
+      <w:pPr>
+        <w:pStyle w:val="ListBullet"/>
+        <w:spacing w:after="40"/>
+      </w:pPr>
+      <w:r>
+        <w:rPr>
+          <w:rFonts w:ascii="宋体" w:hAnsi="宋体" w:eastAsia="宋体"/>
+          <w:sz w:val="21"/>
+        </w:rPr>
+        <w:t>数据质量遗留：少量标签未匹配多边形（孤儿门 F1 61 / F2 17）；卫生间多边形仅覆盖盥洗走道区；走廊骨架为简化模型，未重建中轴路网。</w:t>
+      </w:r>
+    </w:p>
+    <w:p>
+      <w:pPr>
+        <w:pStyle w:val="ListBullet"/>
+        <w:spacing w:after="40"/>
+      </w:pPr>
+      <w:r>
+        <w:rPr>
+          <w:rFonts w:ascii="宋体" w:hAnsi="宋体" w:eastAsia="宋体"/>
+          <w:sz w:val="21"/>
+        </w:rPr>
+        <w:t>单元测试有 2 个 golden 基线失败（房间解析 F1-RM-0058 等），属既有问题，需刷新基线以确认非回归。</w:t>
+      </w:r>
+    </w:p>
+    <w:p>
+      <w:pPr>
+        <w:pStyle w:val="ListBullet"/>
+        <w:spacing w:after="40"/>
+      </w:pPr>
+      <w:r>
+        <w:rPr>
+          <w:rFonts w:ascii="宋体" w:hAnsi="宋体" w:eastAsia="宋体"/>
+          <w:sz w:val="21"/>
+        </w:rPr>
+        <w:t>信标供电与维护：纽扣电池续航 1~2 年，需制定巡检与更换计划。</w:t>
       </w:r>
     </w:p>
     <w:p>
@@ -998,7 +1167,7 @@
           <w:rFonts w:ascii="宋体" w:hAnsi="宋体" w:eastAsia="宋体"/>
           <w:sz w:val="21"/>
         </w:rPr>
-        <w:t>实施降噪方案（中值滤波 + 卡尔曼滤波），验证 σ_pos 2m→~1m。</w:t>
+        <w:t>实现「地图匹配粒子滤波粗定位 + 几何/RSSI 双校验」，把粗位压到 &lt;0.5m、分类准确率提到 &gt;95%，接入 EKF 闭环，目标在线中位误差 ≤1m。</w:t>
       </w:r>
     </w:p>
     <w:p>
@@ -1011,7 +1180,7 @@
           <w:rFonts w:ascii="宋体" w:hAnsi="宋体" w:eastAsia="宋体"/>
           <w:sz w:val="21"/>
         </w:rPr>
-        <w:t>现场踏勘与锚点布设：基于自然锚点确定采集路线与子区间。</w:t>
+        <w:t>现场踏勘：61 枚信标安装、4 枚点位复核，并实测有效覆盖半径，以决定是否追加 37 枚补点。</w:t>
       </w:r>
     </w:p>
     <w:p>
@@ -1024,7 +1193,33 @@
           <w:rFonts w:ascii="宋体" w:hAnsi="宋体" w:eastAsia="宋体"/>
           <w:sz w:val="21"/>
         </w:rPr>
-        <w:t>指纹库首轮采集（直角坐标法）+ 现场定位精度抽查。</w:t>
+        <w:t>指纹库首轮采集：小程序采集 RSSI + 直角坐标法建立坐标真值，并按 10~20 点抽查现场配准误差。</w:t>
+      </w:r>
+    </w:p>
+    <w:p>
+      <w:pPr>
+        <w:pStyle w:val="ListBullet"/>
+        <w:spacing w:after="40"/>
+      </w:pPr>
+      <w:r>
+        <w:rPr>
+          <w:rFonts w:ascii="宋体" w:hAnsi="宋体" w:eastAsia="宋体"/>
+          <w:sz w:val="21"/>
+        </w:rPr>
+        <w:t>实施降噪（多帧中值滤波 + 卡尔曼滤波），验证 σ_pos 由约 2m 降至约 1m。</w:t>
+      </w:r>
+    </w:p>
+    <w:p>
+      <w:pPr>
+        <w:pStyle w:val="ListBullet"/>
+        <w:spacing w:after="40"/>
+      </w:pPr>
+      <w:r>
+        <w:rPr>
+          <w:rFonts w:ascii="宋体" w:hAnsi="宋体" w:eastAsia="宋体"/>
+          <w:sz w:val="21"/>
+        </w:rPr>
+        <w:t>补齐语义层（走廊段 ID、位置描述语音化、风险分级），支撑「经过提示」「危险停顿」等语音事件。</w:t>
       </w:r>
     </w:p>
     <w:p>
@@ -1050,7 +1245,7 @@
           <w:rFonts w:ascii="宋体" w:hAnsi="宋体" w:eastAsia="宋体"/>
           <w:sz w:val="21"/>
         </w:rPr>
-        <w:t>补数据质量遗留问题（孤儿门、卫生间多边形）。</w:t>
+        <w:t>补数据质量遗留（孤儿门、卫生间多边形、golden 基线刷新）。</w:t>
       </w:r>
     </w:p>
     <w:p>
@@ -1076,7 +1271,59 @@
           <w:b w:val="0"/>
           <w:sz w:val="21"/>
         </w:rPr>
-        <w:t>为支撑现场实施，需采购测距定位设备、蓝牙信标、采集终端与辅助耗材，详见附件《工具材料采购预算说明》。核心需求：激光测距设备套装约 ¥700、蓝牙信标约 ¥2,520、辅助耗材约 ¥280（采集终端若实验室已有则不另购）。</w:t>
+        <w:t>为支撑现场实施，需采购测距定位设备、蓝牙信标、采集终端与辅助耗材，详见附件《工具材料采购预算说明》。</w:t>
+      </w:r>
+    </w:p>
+    <w:p>
+      <w:pPr>
+        <w:pStyle w:val="ListBullet"/>
+        <w:spacing w:after="40"/>
+      </w:pPr>
+      <w:r>
+        <w:rPr>
+          <w:rFonts w:ascii="宋体" w:hAnsi="宋体" w:eastAsia="宋体"/>
+          <w:sz w:val="21"/>
+        </w:rPr>
+        <w:t>按当前 61 枚部署 + 10 枚备用 = 71 枚计：激光测距套装约 ¥693；蓝牙信标三档备选 ¥1,917~3,195；辅助耗材 ¥280；采集终端约 ¥2,000（实验室已有则不另购）。</w:t>
+      </w:r>
+    </w:p>
+    <w:p>
+      <w:pPr>
+        <w:pStyle w:val="ListBullet"/>
+        <w:spacing w:after="40"/>
+      </w:pPr>
+      <w:r>
+        <w:rPr>
+          <w:rFonts w:ascii="宋体" w:hAnsi="宋体" w:eastAsia="宋体"/>
+          <w:sz w:val="21"/>
+        </w:rPr>
+        <w:t>采集终端建议选用 iOS 手机：采集小程序依赖 iBeacon 扫描，且 iOS 会回报测算距离与发射功率，Android 这两项常为空、仅有 RSSI。</w:t>
+      </w:r>
+    </w:p>
+    <w:p>
+      <w:pPr>
+        <w:pStyle w:val="ListBullet"/>
+        <w:spacing w:after="40"/>
+      </w:pPr>
+      <w:r>
+        <w:rPr>
+          <w:rFonts w:ascii="宋体" w:hAnsi="宋体" w:eastAsia="宋体"/>
+          <w:sz w:val="21"/>
+        </w:rPr>
+        <w:t>若现场实测有效半径确为 5m 级，需追加 37 枚信标，信标支出增至 ¥2,916~4,860。</w:t>
+      </w:r>
+    </w:p>
+    <w:p>
+      <w:pPr>
+        <w:pStyle w:val="ListBullet"/>
+        <w:spacing w:after="40"/>
+      </w:pPr>
+      <w:r>
+        <w:rPr>
+          <w:rFonts w:ascii="宋体" w:hAnsi="宋体" w:eastAsia="宋体"/>
+          <w:sz w:val="21"/>
+        </w:rPr>
+        <w:t>按算法侧结论，精度提升主要来自粗定位与融合算法，不建议追加高单价测距硬件。</w:t>
       </w:r>
     </w:p>
     <w:sectPr>

--- a/docs/14-项目进展汇报-导师用.docx
+++ b/docs/14-项目进展汇报-导师用.docx
@@ -1271,7 +1271,7 @@
           <w:b w:val="0"/>
           <w:sz w:val="21"/>
         </w:rPr>
-        <w:t>为支撑现场实施，需采购测距定位设备、蓝牙信标、采集终端与辅助耗材，详见附件《工具材料采购预算说明》。</w:t>
+        <w:t>为支撑现场实施，需采购测距定位设备、蓝牙信标与辅助耗材，详见附件《工具材料采购预算说明》。</w:t>
       </w:r>
     </w:p>
     <w:p>
@@ -1284,7 +1284,7 @@
           <w:rFonts w:ascii="宋体" w:hAnsi="宋体" w:eastAsia="宋体"/>
           <w:sz w:val="21"/>
         </w:rPr>
-        <w:t>按当前 61 枚部署 + 10 枚备用 = 71 枚计：激光测距套装约 ¥693；蓝牙信标三档备选 ¥1,917~3,195；辅助耗材 ¥280；采集终端约 ¥2,000（实验室已有则不另购）。</w:t>
+        <w:t>按当前 61 枚部署 + 10 枚备用 = 71 枚计：激光测距套装约 ¥524；蓝牙信标三档备选 ¥1,917~3,195；辅助耗材 ¥180；采集终端与充电宝使用现有设备，不另购。方案 I 合计约 ¥2,621~3,899。</w:t>
       </w:r>
     </w:p>
     <w:p>
@@ -1297,7 +1297,20 @@
           <w:rFonts w:ascii="宋体" w:hAnsi="宋体" w:eastAsia="宋体"/>
           <w:sz w:val="21"/>
         </w:rPr>
-        <w:t>采集终端建议选用 iOS 手机：采集小程序依赖 iBeacon 扫描，且 iOS 会回报测算距离与发射功率，Android 这两项常为空、仅有 RSSI。</w:t>
+        <w:t>辅助耗材 ¥180 均为现场作业必需，直接支撑数据可信度：① 编号标签（¥30）为 71 枚信标贴实物编号、并标记 647 个采集点的已采/未采，是部署台账与指纹库点位完整性的核对依据；② A1 平面图纸 2 张（¥100，单层外廓约 76 m × 118 m，1:150~1:200 出图）作为现场按图作业与「图纸—实建差异」回写的基准；③ 杂项含记号笔与免钻孔固定材料（¥50）——现行 61 枚信标中 54 枚固定于墙面、7 枚固定于门套，均为校方资产不得钻孔，且需靠临时试挂实现点位微调。</w:t>
+      </w:r>
+    </w:p>
+    <w:p>
+      <w:pPr>
+        <w:pStyle w:val="ListBullet"/>
+        <w:spacing w:after="40"/>
+      </w:pPr>
+      <w:r>
+        <w:rPr>
+          <w:rFonts w:ascii="宋体" w:hAnsi="宋体" w:eastAsia="宋体"/>
+          <w:sz w:val="21"/>
+        </w:rPr>
+        <w:t>采集终端复用成员现有手机：采集小程序为微信小程序，Android/iOS 均可完成 RSSI 采集；指纹库的距离真值由测距设备现场测得，不依赖手机传感器。</w:t>
       </w:r>
     </w:p>
     <w:p>
